--- a/downloads/documents/05 Materials/Unit 02/Slides/Slides 02.18 - Buying Low Rebalancing and Return Math.docx
+++ b/downloads/documents/05 Materials/Unit 02/Slides/Slides 02.18 - Buying Low Rebalancing and Return Math.docx
@@ -761,7 +761,7 @@
     <w:sectPr>
       <w:headerReference w:type="default" r:id="rId9"/>
       <w:pgSz w:w="12240" w:h="15840"/>
-      <w:pgMar w:top="1440" w:bottom="1440" w:left="1440" w:right="1440" w:header="504"/>
+      <w:pgMar w:top="1296" w:bottom="1296" w:left="1296" w:right="1296" w:header="504"/>
     </w:sectPr>
   </w:body>
 </w:document>

--- a/downloads/documents/05 Materials/Unit 02/Slides/Slides 02.18 - Buying Low Rebalancing and Return Math.docx
+++ b/downloads/documents/05 Materials/Unit 02/Slides/Slides 02.18 - Buying Low Rebalancing and Return Math.docx
@@ -6,9 +6,9 @@
       <w:pPr>
         <w:pStyle w:val="Heading1"/>
       </w:pPr>
-      <w:bookmarkStart w:id="20" w:name="Xea792d3a8ebb52612390f0a916cd083761a4942"/>
-      <w:r>
-        <w:t xml:space="preserve">Slides 02.18: Buying Low, Rebalancing, and Return Math</w:t>
+      <w:bookmarkStart w:id="20" w:name="X8be584c3c6dd5b7fce5cdb358a0aa6e67bb20c0"/>
+      <w:r>
+        <w:t xml:space="preserve">Slides 2.18: Buying Low, Rebalancing, and Return Math</w:t>
       </w:r>
       <w:bookmarkEnd w:id="20"/>
     </w:p>

--- a/downloads/documents/05 Materials/Unit 02/Slides/Slides 02.18 - Buying Low Rebalancing and Return Math.docx
+++ b/downloads/documents/05 Materials/Unit 02/Slides/Slides 02.18 - Buying Low Rebalancing and Return Math.docx
@@ -17,7 +17,40 @@
         <w:pStyle w:val="FirstParagraph"/>
       </w:pPr>
       <w:r>
-        <w:t xml:space="preserve">Lesson 2.18, one day. Slides 1 to 12. Set the market to window 33 before class. Swap the example prices for the class’s real peak and bottom where marked.</w:t>
+        <w:t xml:space="preserve">Lesson 2.18, one day. Slides 1 to 12. Write</w:t>
+      </w:r>
+      <w:r>
+        <w:t xml:space="preserve"> </w:t>
+      </w:r>
+      <w:r>
+        <w:t xml:space="preserve">“</w:t>
+      </w:r>
+      <w:r>
+        <w:t xml:space="preserve">Round 8, 1932</w:t>
+      </w:r>
+      <w:r>
+        <w:t xml:space="preserve">”</w:t>
+      </w:r>
+      <w:r>
+        <w:t xml:space="preserve"> </w:t>
+      </w:r>
+      <w:r>
+        <w:t xml:space="preserve">and the prices on the board before class from page 2 of</w:t>
+      </w:r>
+      <w:r>
+        <w:t xml:space="preserve"> </w:t>
+      </w:r>
+      <w:r>
+        <w:rPr>
+          <w:rStyle w:val="VerbatimChar"/>
+        </w:rPr>
+        <w:t xml:space="preserve">Handout 02.14 - The Gilded Age Market Kit.md</w:t>
+      </w:r>
+      <w:r>
+        <w:t xml:space="preserve"> </w:t>
+      </w:r>
+      <w:r>
+        <w:t xml:space="preserve">and keep them covered until slide 3; the dispatch is on page 3.</w:t>
       </w:r>
     </w:p>
     <w:p>
@@ -39,7 +72,7 @@
         <w:pStyle w:val="Compact"/>
       </w:pPr>
       <w:r>
-        <w:t xml:space="preserve">Sparkstone was AQ57.80 before the crisis and AQ31.20 at the bottom.</w:t>
+        <w:t xml:space="preserve">In 1928, GAS was $40 a share. Suppose it fell to $20 and you bought 10 shares for $200.</w:t>
       </w:r>
     </w:p>
     <w:p>
@@ -51,7 +84,7 @@
         <w:pStyle w:val="Compact"/>
       </w:pPr>
       <w:r>
-        <w:t xml:space="preserve">Someone bought 100 units at the bottom. If the price goes back to 57.80, how much does that person make?</w:t>
+        <w:t xml:space="preserve">If the price ever climbs back to $40, how much do you make?</w:t>
       </w:r>
     </w:p>
     <w:p>
@@ -63,13 +96,13 @@
         <w:pStyle w:val="Compact"/>
       </w:pPr>
       <w:r>
-        <w:t xml:space="preserve">Harder: what percent of their money did they make?</w:t>
-      </w:r>
-      <w:r>
-        <w:t xml:space="preserve"> </w:t>
-      </w:r>
-      <w:r>
-        <w:t xml:space="preserve">Notes: 3 minutes. 26.60 a unit, 2,660 on 100 units. Percent: 2,660 divided by 3,120, about 85 percent.</w:t>
+        <w:t xml:space="preserve">Harder: what percent of your money did you make?</w:t>
+      </w:r>
+      <w:r>
+        <w:t xml:space="preserve"> </w:t>
+      </w:r>
+      <w:r>
+        <w:t xml:space="preserve">Notes: 3 minutes. $20 a share, $200 on 10 shares. Percent: 200 divided by 200, which is 100 percent. You doubled your money.</w:t>
       </w:r>
     </w:p>
     <w:p>
@@ -91,7 +124,7 @@
         <w:pStyle w:val="Compact"/>
       </w:pPr>
       <w:r>
-        <w:t xml:space="preserve">It is also what everyone who sold at the bottom handed to the person who bought from them.</w:t>
+        <w:t xml:space="preserve">It is also what everyone who sells at the bottom hands to the person who buys from them.</w:t>
       </w:r>
     </w:p>
     <w:p>
@@ -109,16 +142,16 @@
         <w:t xml:space="preserve"> </w:t>
       </w:r>
       <w:r>
-        <w:t xml:space="preserve">Image: two figures passing a coin; the one handing it over looks scared, the one receiving it looks calm.</w:t>
+        <w:t xml:space="preserve">Image: two figures in 1930s coats passing a stock certificate; the one handing it over looks scared, the one receiving it looks calm.</w:t>
       </w:r>
     </w:p>
     <w:p>
       <w:pPr>
         <w:pStyle w:val="Heading2"/>
       </w:pPr>
-      <w:bookmarkStart w:id="23" w:name="slide-3-recovery"/>
-      <w:r>
-        <w:t xml:space="preserve">Slide 3: Recovery</w:t>
+      <w:bookmarkStart w:id="23" w:name="slide-3-round-8.-1932.-the-bottom."/>
+      <w:r>
+        <w:t xml:space="preserve">Slide 3: Round 8. 1932. The bottom.</w:t>
       </w:r>
       <w:bookmarkEnd w:id="23"/>
     </w:p>
@@ -131,7 +164,7 @@
         <w:pStyle w:val="Compact"/>
       </w:pPr>
       <w:r>
-        <w:t xml:space="preserve">After a crash, ventures that are still real businesses drift back up.</w:t>
+        <w:t xml:space="preserve">RAIL 10. OIL 25. GAS 20. ELEC 10. STEEL 25. AUTO 8. RADIO 3.</w:t>
       </w:r>
     </w:p>
     <w:p>
@@ -143,7 +176,7 @@
         <w:pStyle w:val="Compact"/>
       </w:pPr>
       <w:r>
-        <w:t xml:space="preserve">Not all at once. Not all of them.</w:t>
+        <w:t xml:space="preserve">Prices have fallen for almost three years. On July 8, 1932, the Dow Jones average closed at 41, eighty nine percent below its 1929 peak.</w:t>
       </w:r>
     </w:p>
     <w:p>
@@ -155,7 +188,77 @@
         <w:pStyle w:val="Compact"/>
       </w:pPr>
       <w:r>
-        <w:t xml:space="preserve">Nobody knows the bottom until it is behind them.</w:t>
+        <w:t xml:space="preserve">About one worker in four has no job. Thousands of banks have failed and the money in them is gone. (Our bank survives. Most did not.)</w:t>
+      </w:r>
+    </w:p>
+    <w:p>
+      <w:pPr>
+        <w:numPr>
+          <w:ilvl w:val="0"/>
+          <w:numId w:val="1003"/>
+        </w:numPr>
+        <w:pStyle w:val="Compact"/>
+      </w:pPr>
+      <w:r>
+        <w:t xml:space="preserve">General Motors sells for what a good shirt costs.</w:t>
+      </w:r>
+      <w:r>
+        <w:t xml:space="preserve"> </w:t>
+      </w:r>
+      <w:r>
+        <w:t xml:space="preserve">Image: a 1932 bread line under a shop sign.</w:t>
+      </w:r>
+      <w:r>
+        <w:t xml:space="preserve"> </w:t>
+      </w:r>
+      <w:r>
+        <w:t xml:space="preserve">Notes: Uncover the prices. Ledgers first: the Round 8 column and the holdings table. Then read the dispatch from kit page 3 and ask its question: everyone is selling and nobody is buying. If you have cash, what does that make this? 5 minutes. Do not open trading yet.</w:t>
+      </w:r>
+    </w:p>
+    <w:p>
+      <w:pPr>
+        <w:pStyle w:val="Heading2"/>
+      </w:pPr>
+      <w:bookmarkStart w:id="24" w:name="slide-4-the-bottom-and-buying-low"/>
+      <w:r>
+        <w:t xml:space="preserve">Slide 4: The bottom, and buying low</w:t>
+      </w:r>
+      <w:bookmarkEnd w:id="24"/>
+    </w:p>
+    <w:p>
+      <w:pPr>
+        <w:numPr>
+          <w:ilvl w:val="0"/>
+          <w:numId w:val="1004"/>
+        </w:numPr>
+        <w:pStyle w:val="Compact"/>
+      </w:pPr>
+      <w:r>
+        <w:t xml:space="preserve">The bottom: the lowest price before a recovery. Nobody knows it until it is behind them.</w:t>
+      </w:r>
+    </w:p>
+    <w:p>
+      <w:pPr>
+        <w:numPr>
+          <w:ilvl w:val="0"/>
+          <w:numId w:val="1004"/>
+        </w:numPr>
+        <w:pStyle w:val="Compact"/>
+      </w:pPr>
+      <w:r>
+        <w:t xml:space="preserve">Buying low: buying a company after it fell, because you believe it will recover.</w:t>
+      </w:r>
+    </w:p>
+    <w:p>
+      <w:pPr>
+        <w:numPr>
+          <w:ilvl w:val="0"/>
+          <w:numId w:val="1004"/>
+        </w:numPr>
+        <w:pStyle w:val="Compact"/>
+      </w:pPr>
+      <w:r>
+        <w:t xml:space="preserve">The risk: some do not. The three tests still apply. A cheap price is not a reason. A dispatch with a number is.</w:t>
       </w:r>
       <w:r>
         <w:t xml:space="preserve"> </w:t>
@@ -168,162 +271,228 @@
       <w:pPr>
         <w:pStyle w:val="Heading2"/>
       </w:pPr>
-      <w:bookmarkStart w:id="24" w:name="slide-4-buying-low"/>
-      <w:r>
-        <w:t xml:space="preserve">Slide 4: Buying low</w:t>
-      </w:r>
-      <w:bookmarkEnd w:id="24"/>
-    </w:p>
-    <w:p>
-      <w:pPr>
-        <w:numPr>
-          <w:ilvl w:val="0"/>
-          <w:numId w:val="1004"/>
-        </w:numPr>
-        <w:pStyle w:val="Compact"/>
-      </w:pPr>
-      <w:r>
-        <w:t xml:space="preserve">Buying a venture after it fell, because you believe it will recover.</w:t>
-      </w:r>
-    </w:p>
-    <w:p>
-      <w:pPr>
-        <w:numPr>
-          <w:ilvl w:val="0"/>
-          <w:numId w:val="1004"/>
-        </w:numPr>
-        <w:pStyle w:val="Compact"/>
-      </w:pPr>
-      <w:r>
-        <w:t xml:space="preserve">The risk: some do not.</w:t>
-      </w:r>
-    </w:p>
-    <w:p>
-      <w:pPr>
-        <w:numPr>
-          <w:ilvl w:val="0"/>
-          <w:numId w:val="1004"/>
-        </w:numPr>
-        <w:pStyle w:val="Compact"/>
-      </w:pPr>
-      <w:r>
-        <w:t xml:space="preserve">The three tests still apply. A cheap price is not a reason. A dispatch with a number is.</w:t>
-      </w:r>
-      <w:r>
-        <w:t xml:space="preserve"> </w:t>
-      </w:r>
-      <w:r>
-        <w:t xml:space="preserve">Image: a price tag with a line through the old price and a new lower price.</w:t>
+      <w:bookmarkStart w:id="25" w:name="slide-5-rebalancing-after-a-crash"/>
+      <w:r>
+        <w:t xml:space="preserve">Slide 5: Rebalancing after a crash</w:t>
+      </w:r>
+      <w:bookmarkEnd w:id="25"/>
+    </w:p>
+    <w:p>
+      <w:pPr>
+        <w:numPr>
+          <w:ilvl w:val="0"/>
+          <w:numId w:val="1005"/>
+        </w:numPr>
+        <w:pStyle w:val="Compact"/>
+      </w:pPr>
+      <w:r>
+        <w:t xml:space="preserve">Your pie changed shape without you doing anything: the risky slices shrank.</w:t>
+      </w:r>
+    </w:p>
+    <w:p>
+      <w:pPr>
+        <w:numPr>
+          <w:ilvl w:val="0"/>
+          <w:numId w:val="1005"/>
+        </w:numPr>
+        <w:pStyle w:val="Compact"/>
+      </w:pPr>
+      <w:r>
+        <w:t xml:space="preserve">Rebalancing: buy a little of what fell, sell a little of what held, to get back to the pie you chose in Round 5.</w:t>
+      </w:r>
+    </w:p>
+    <w:p>
+      <w:pPr>
+        <w:numPr>
+          <w:ilvl w:val="0"/>
+          <w:numId w:val="1005"/>
+        </w:numPr>
+        <w:pStyle w:val="Compact"/>
+      </w:pPr>
+      <w:r>
+        <w:t xml:space="preserve">Housekeeping, not heroics.</w:t>
+      </w:r>
+      <w:r>
+        <w:t xml:space="preserve"> </w:t>
+      </w:r>
+      <w:r>
+        <w:t xml:space="preserve">Image: a pie with two shrunken slices, an arrow, and the same pie restored.</w:t>
+      </w:r>
+      <w:r>
+        <w:t xml:space="preserve"> </w:t>
+      </w:r>
+      <w:r>
+        <w:t xml:space="preserve">Notes: Students copy the three definitions to the journal notes box.</w:t>
       </w:r>
     </w:p>
     <w:p>
       <w:pPr>
         <w:pStyle w:val="Heading2"/>
       </w:pPr>
-      <w:bookmarkStart w:id="25" w:name="slide-5-rebalancing-after-a-crash"/>
-      <w:r>
-        <w:t xml:space="preserve">Slide 5: Rebalancing after a crash</w:t>
-      </w:r>
-      <w:bookmarkEnd w:id="25"/>
-    </w:p>
-    <w:p>
-      <w:pPr>
-        <w:numPr>
-          <w:ilvl w:val="0"/>
-          <w:numId w:val="1005"/>
-        </w:numPr>
-        <w:pStyle w:val="Compact"/>
-      </w:pPr>
-      <w:r>
-        <w:t xml:space="preserve">Your pie changed shape without you doing anything: the risky slices shrank.</w:t>
-      </w:r>
-    </w:p>
-    <w:p>
-      <w:pPr>
-        <w:numPr>
-          <w:ilvl w:val="0"/>
-          <w:numId w:val="1005"/>
-        </w:numPr>
-        <w:pStyle w:val="Compact"/>
-      </w:pPr>
-      <w:r>
-        <w:t xml:space="preserve">Rebalancing: buy a little of what fell, sell a little of what held, to get back to the pie you chose on Day 5.</w:t>
-      </w:r>
-    </w:p>
-    <w:p>
-      <w:pPr>
-        <w:numPr>
-          <w:ilvl w:val="0"/>
-          <w:numId w:val="1005"/>
-        </w:numPr>
-        <w:pStyle w:val="Compact"/>
-      </w:pPr>
-      <w:r>
-        <w:t xml:space="preserve">Housekeeping, not heroics.</w:t>
-      </w:r>
-      <w:r>
-        <w:t xml:space="preserve"> </w:t>
-      </w:r>
-      <w:r>
-        <w:t xml:space="preserve">Image: a pie with two shrunken slices, an arrow, and the same pie restored.</w:t>
-      </w:r>
-      <w:r>
-        <w:t xml:space="preserve"> </w:t>
-      </w:r>
-      <w:r>
-        <w:t xml:space="preserve">Notes: Students copy the three definitions to the journal notes box. 5 minutes for slides 3 to 5.</w:t>
+      <w:bookmarkStart w:id="26" w:name="slide-6-the-formula"/>
+      <w:r>
+        <w:t xml:space="preserve">Slide 6: The formula</w:t>
+      </w:r>
+      <w:bookmarkEnd w:id="26"/>
+    </w:p>
+    <w:p>
+      <w:pPr>
+        <w:numPr>
+          <w:ilvl w:val="0"/>
+          <w:numId w:val="1006"/>
+        </w:numPr>
+        <w:pStyle w:val="Compact"/>
+      </w:pPr>
+      <w:r>
+        <w:t xml:space="preserve">Percent return = (ending minus starting) divided by starting, times 100.</w:t>
+      </w:r>
+    </w:p>
+    <w:p>
+      <w:pPr>
+        <w:numPr>
+          <w:ilvl w:val="0"/>
+          <w:numId w:val="1006"/>
+        </w:numPr>
+        <w:pStyle w:val="Compact"/>
+      </w:pPr>
+      <w:r>
+        <w:t xml:space="preserve">The bottom of the fraction is always the starting value.</w:t>
+      </w:r>
+    </w:p>
+    <w:p>
+      <w:pPr>
+        <w:numPr>
+          <w:ilvl w:val="0"/>
+          <w:numId w:val="1006"/>
+        </w:numPr>
+        <w:pStyle w:val="Compact"/>
+      </w:pPr>
+      <w:r>
+        <w:t xml:space="preserve">A loss gets a minus sign.</w:t>
+      </w:r>
+      <w:r>
+        <w:t xml:space="preserve"> </w:t>
+      </w:r>
+      <w:r>
+        <w:t xml:space="preserve">Image: the fraction drawn large:</w:t>
+      </w:r>
+      <w:r>
+        <w:t xml:space="preserve"> </w:t>
+      </w:r>
+      <w:r>
+        <w:t xml:space="preserve">“</w:t>
+      </w:r>
+      <w:r>
+        <w:t xml:space="preserve">ending minus starting</w:t>
+      </w:r>
+      <w:r>
+        <w:t xml:space="preserve">”</w:t>
+      </w:r>
+      <w:r>
+        <w:t xml:space="preserve"> </w:t>
+      </w:r>
+      <w:r>
+        <w:t xml:space="preserve">over</w:t>
+      </w:r>
+      <w:r>
+        <w:t xml:space="preserve"> </w:t>
+      </w:r>
+      <w:r>
+        <w:t xml:space="preserve">“</w:t>
+      </w:r>
+      <w:r>
+        <w:t xml:space="preserve">starting,</w:t>
+      </w:r>
+      <w:r>
+        <w:t xml:space="preserve">”</w:t>
+      </w:r>
+      <w:r>
+        <w:t xml:space="preserve"> </w:t>
+      </w:r>
+      <w:r>
+        <w:t xml:space="preserve">with</w:t>
+      </w:r>
+      <w:r>
+        <w:t xml:space="preserve"> </w:t>
+      </w:r>
+      <w:r>
+        <w:t xml:space="preserve">“</w:t>
+      </w:r>
+      <w:r>
+        <w:t xml:space="preserve">x 100</w:t>
+      </w:r>
+      <w:r>
+        <w:t xml:space="preserve">”</w:t>
+      </w:r>
+      <w:r>
+        <w:t xml:space="preserve"> </w:t>
+      </w:r>
+      <w:r>
+        <w:t xml:space="preserve">beside it and STARTING in bold.</w:t>
       </w:r>
     </w:p>
     <w:p>
       <w:pPr>
         <w:pStyle w:val="Heading2"/>
       </w:pPr>
-      <w:bookmarkStart w:id="26" w:name="slide-6-the-formula"/>
-      <w:r>
-        <w:t xml:space="preserve">Slide 6: The formula</w:t>
-      </w:r>
-      <w:bookmarkEnd w:id="26"/>
-    </w:p>
-    <w:p>
-      <w:pPr>
-        <w:numPr>
-          <w:ilvl w:val="0"/>
-          <w:numId w:val="1006"/>
-        </w:numPr>
-        <w:pStyle w:val="Compact"/>
-      </w:pPr>
-      <w:r>
-        <w:t xml:space="preserve">Percent return = (ending minus starting) divided by starting, times 100.</w:t>
-      </w:r>
-    </w:p>
-    <w:p>
-      <w:pPr>
-        <w:numPr>
-          <w:ilvl w:val="0"/>
-          <w:numId w:val="1006"/>
-        </w:numPr>
-        <w:pStyle w:val="Compact"/>
-      </w:pPr>
-      <w:r>
-        <w:t xml:space="preserve">The bottom of the fraction is always the starting value.</w:t>
-      </w:r>
-    </w:p>
-    <w:p>
-      <w:pPr>
-        <w:numPr>
-          <w:ilvl w:val="0"/>
-          <w:numId w:val="1006"/>
-        </w:numPr>
-        <w:pStyle w:val="Compact"/>
-      </w:pPr>
-      <w:r>
-        <w:t xml:space="preserve">A loss gets a minus sign.</w:t>
-      </w:r>
-      <w:r>
-        <w:t xml:space="preserve"> </w:t>
-      </w:r>
-      <w:r>
-        <w:t xml:space="preserve">Image: the fraction drawn large:</w:t>
+      <w:bookmarkStart w:id="27" w:name="slide-7-worked-example"/>
+      <w:r>
+        <w:t xml:space="preserve">Slide 7: Worked example</w:t>
+      </w:r>
+      <w:bookmarkEnd w:id="27"/>
+    </w:p>
+    <w:p>
+      <w:pPr>
+        <w:numPr>
+          <w:ilvl w:val="0"/>
+          <w:numId w:val="1007"/>
+        </w:numPr>
+        <w:pStyle w:val="Compact"/>
+      </w:pPr>
+      <w:r>
+        <w:t xml:space="preserve">Started with $1,000 in 1870. $850 now.</w:t>
+      </w:r>
+    </w:p>
+    <w:p>
+      <w:pPr>
+        <w:numPr>
+          <w:ilvl w:val="0"/>
+          <w:numId w:val="1007"/>
+        </w:numPr>
+        <w:pStyle w:val="Compact"/>
+      </w:pPr>
+      <w:r>
+        <w:t xml:space="preserve">850 minus 1,000 = minus 150.</w:t>
+      </w:r>
+    </w:p>
+    <w:p>
+      <w:pPr>
+        <w:numPr>
+          <w:ilvl w:val="0"/>
+          <w:numId w:val="1007"/>
+        </w:numPr>
+        <w:pStyle w:val="Compact"/>
+      </w:pPr>
+      <w:r>
+        <w:t xml:space="preserve">Minus 150 divided by 1,000 = minus 0.15.</w:t>
+      </w:r>
+    </w:p>
+    <w:p>
+      <w:pPr>
+        <w:numPr>
+          <w:ilvl w:val="0"/>
+          <w:numId w:val="1007"/>
+        </w:numPr>
+        <w:pStyle w:val="Compact"/>
+      </w:pPr>
+      <w:r>
+        <w:t xml:space="preserve">Times 100: minus 15 percent.</w:t>
+      </w:r>
+      <w:r>
+        <w:t xml:space="preserve"> </w:t>
+      </w:r>
+      <w:r>
+        <w:t xml:space="preserve">Notes: Say</w:t>
       </w:r>
       <w:r>
         <w:t xml:space="preserve"> </w:t>
@@ -332,7 +501,7 @@
         <w:t xml:space="preserve">“</w:t>
       </w:r>
       <w:r>
-        <w:t xml:space="preserve">ending minus starting</w:t>
+        <w:t xml:space="preserve">divided by the starting value</w:t>
       </w:r>
       <w:r>
         <w:t xml:space="preserve">”</w:t>
@@ -341,242 +510,188 @@
         <w:t xml:space="preserve"> </w:t>
       </w:r>
       <w:r>
-        <w:t xml:space="preserve">over</w:t>
-      </w:r>
-      <w:r>
-        <w:t xml:space="preserve"> </w:t>
-      </w:r>
-      <w:r>
-        <w:t xml:space="preserve">“</w:t>
-      </w:r>
-      <w:r>
-        <w:t xml:space="preserve">starting,</w:t>
-      </w:r>
-      <w:r>
-        <w:t xml:space="preserve">”</w:t>
-      </w:r>
-      <w:r>
-        <w:t xml:space="preserve"> </w:t>
-      </w:r>
-      <w:r>
-        <w:t xml:space="preserve">with</w:t>
-      </w:r>
-      <w:r>
-        <w:t xml:space="preserve"> </w:t>
-      </w:r>
-      <w:r>
-        <w:t xml:space="preserve">“</w:t>
-      </w:r>
-      <w:r>
-        <w:t xml:space="preserve">x 100</w:t>
-      </w:r>
-      <w:r>
-        <w:t xml:space="preserve">”</w:t>
-      </w:r>
-      <w:r>
-        <w:t xml:space="preserve"> </w:t>
-      </w:r>
-      <w:r>
-        <w:t xml:space="preserve">beside it and STARTING in bold.</w:t>
+        <w:t xml:space="preserve">three times today.</w:t>
       </w:r>
     </w:p>
     <w:p>
       <w:pPr>
         <w:pStyle w:val="Heading2"/>
       </w:pPr>
-      <w:bookmarkStart w:id="27" w:name="slide-7-worked-example"/>
-      <w:r>
-        <w:t xml:space="preserve">Slide 7: Worked example</w:t>
-      </w:r>
-      <w:bookmarkEnd w:id="27"/>
-    </w:p>
-    <w:p>
-      <w:pPr>
-        <w:numPr>
-          <w:ilvl w:val="0"/>
-          <w:numId w:val="1007"/>
-        </w:numPr>
-        <w:pStyle w:val="Compact"/>
-      </w:pPr>
-      <w:r>
-        <w:t xml:space="preserve">Started with 25,000. Now 23,000.</w:t>
-      </w:r>
-    </w:p>
-    <w:p>
-      <w:pPr>
-        <w:numPr>
-          <w:ilvl w:val="0"/>
-          <w:numId w:val="1007"/>
-        </w:numPr>
-        <w:pStyle w:val="Compact"/>
-      </w:pPr>
-      <w:r>
-        <w:t xml:space="preserve">23,000 minus 25,000 = minus 2,000.</w:t>
-      </w:r>
-    </w:p>
-    <w:p>
-      <w:pPr>
-        <w:numPr>
-          <w:ilvl w:val="0"/>
-          <w:numId w:val="1007"/>
-        </w:numPr>
-        <w:pStyle w:val="Compact"/>
-      </w:pPr>
-      <w:r>
-        <w:t xml:space="preserve">Minus 2,000 divided by 25,000 = minus 0.08.</w:t>
-      </w:r>
-    </w:p>
-    <w:p>
-      <w:pPr>
-        <w:numPr>
-          <w:ilvl w:val="0"/>
-          <w:numId w:val="1007"/>
-        </w:numPr>
-        <w:pStyle w:val="Compact"/>
-      </w:pPr>
-      <w:r>
-        <w:t xml:space="preserve">Times 100: minus 8 percent.</w:t>
-      </w:r>
-      <w:r>
-        <w:t xml:space="preserve"> </w:t>
-      </w:r>
-      <w:r>
-        <w:t xml:space="preserve">Notes: Say</w:t>
-      </w:r>
-      <w:r>
-        <w:t xml:space="preserve"> </w:t>
-      </w:r>
-      <w:r>
-        <w:t xml:space="preserve">“</w:t>
-      </w:r>
-      <w:r>
-        <w:t xml:space="preserve">divided by the starting value</w:t>
-      </w:r>
-      <w:r>
-        <w:t xml:space="preserve">”</w:t>
-      </w:r>
-      <w:r>
-        <w:t xml:space="preserve"> </w:t>
-      </w:r>
-      <w:r>
-        <w:t xml:space="preserve">three times today.</w:t>
+      <w:bookmarkStart w:id="28" w:name="slide-8-return-math-parts-a-and-b"/>
+      <w:r>
+        <w:t xml:space="preserve">Slide 8: Return Math, Parts A and B</w:t>
+      </w:r>
+      <w:bookmarkEnd w:id="28"/>
+    </w:p>
+    <w:p>
+      <w:pPr>
+        <w:numPr>
+          <w:ilvl w:val="0"/>
+          <w:numId w:val="1008"/>
+        </w:numPr>
+        <w:pStyle w:val="Compact"/>
+      </w:pPr>
+      <w:r>
+        <w:t xml:space="preserve">Part A: four practice problems from the board’s prices, alone. Then the trick question: GAS, 40 to 20 and back.</w:t>
+      </w:r>
+    </w:p>
+    <w:p>
+      <w:pPr>
+        <w:numPr>
+          <w:ilvl w:val="0"/>
+          <w:numId w:val="1008"/>
+        </w:numPr>
+        <w:pStyle w:val="Compact"/>
+      </w:pPr>
+      <w:r>
+        <w:t xml:space="preserve">Part B: my own return, from my ledger’s Round 8 total, alone. And the company that hurt me most, 1928 price to 1932 price.</w:t>
+      </w:r>
+    </w:p>
+    <w:p>
+      <w:pPr>
+        <w:numPr>
+          <w:ilvl w:val="0"/>
+          <w:numId w:val="1008"/>
+        </w:numPr>
+        <w:pStyle w:val="Compact"/>
+      </w:pPr>
+      <w:r>
+        <w:t xml:space="preserve">Part C waits until after trading.</w:t>
+      </w:r>
+      <w:r>
+        <w:t xml:space="preserve"> </w:t>
+      </w:r>
+      <w:r>
+        <w:t xml:space="preserve">Notes: 12 minutes for slides 4 to 8. The common error is dividing by the ending value. Watch for it at the desk.</w:t>
       </w:r>
     </w:p>
     <w:p>
       <w:pPr>
         <w:pStyle w:val="Heading2"/>
       </w:pPr>
-      <w:bookmarkStart w:id="28" w:name="slide-8-return-math-parts-a-b-c"/>
-      <w:r>
-        <w:t xml:space="preserve">Slide 8: Return Math, Parts A, B, C</w:t>
-      </w:r>
-      <w:bookmarkEnd w:id="28"/>
-    </w:p>
-    <w:p>
-      <w:pPr>
-        <w:numPr>
-          <w:ilvl w:val="0"/>
-          <w:numId w:val="1008"/>
-        </w:numPr>
-        <w:pStyle w:val="Compact"/>
-      </w:pPr>
-      <w:r>
-        <w:t xml:space="preserve">Part A: four practice problems, alone.</w:t>
-      </w:r>
-    </w:p>
-    <w:p>
-      <w:pPr>
-        <w:numPr>
-          <w:ilvl w:val="0"/>
-          <w:numId w:val="1008"/>
-        </w:numPr>
-        <w:pStyle w:val="Compact"/>
-      </w:pPr>
-      <w:r>
-        <w:t xml:space="preserve">Part B: my own return, from my screen, alone. And the venture that hurt me most across the crisis.</w:t>
-      </w:r>
-    </w:p>
-    <w:p>
-      <w:pPr>
-        <w:numPr>
-          <w:ilvl w:val="0"/>
-          <w:numId w:val="1008"/>
-        </w:numPr>
-        <w:pStyle w:val="Compact"/>
-      </w:pPr>
-      <w:r>
-        <w:t xml:space="preserve">Part C: a safe portfolio, a risky one, and a mixed one over the same eight days, in pairs.</w:t>
-      </w:r>
-    </w:p>
-    <w:p>
-      <w:pPr>
-        <w:numPr>
-          <w:ilvl w:val="0"/>
-          <w:numId w:val="1008"/>
-        </w:numPr>
-        <w:pStyle w:val="Compact"/>
-      </w:pPr>
-      <w:r>
-        <w:t xml:space="preserve">12 minutes.</w:t>
-      </w:r>
-      <w:r>
-        <w:t xml:space="preserve"> </w:t>
-      </w:r>
-      <w:r>
-        <w:t xml:space="preserve">Notes: The common error is dividing by the ending value. Watch for it at the desk.</w:t>
+      <w:bookmarkStart w:id="29" w:name="slide-9-trading-round-8-then-part-c"/>
+      <w:r>
+        <w:t xml:space="preserve">Slide 9: Trading, Round 8, then Part C</w:t>
+      </w:r>
+      <w:bookmarkEnd w:id="29"/>
+    </w:p>
+    <w:p>
+      <w:pPr>
+        <w:numPr>
+          <w:ilvl w:val="0"/>
+          <w:numId w:val="1009"/>
+        </w:numPr>
+        <w:pStyle w:val="Compact"/>
+      </w:pPr>
+      <w:r>
+        <w:t xml:space="preserve">Trading is open for four minutes at 1932 prices.</w:t>
+      </w:r>
+    </w:p>
+    <w:p>
+      <w:pPr>
+        <w:numPr>
+          <w:ilvl w:val="0"/>
+          <w:numId w:val="1009"/>
+        </w:numPr>
+        <w:pStyle w:val="Compact"/>
+      </w:pPr>
+      <w:r>
+        <w:t xml:space="preserve">If your pie changed shape in the crash, this is the round to fix it.</w:t>
+      </w:r>
+    </w:p>
+    <w:p>
+      <w:pPr>
+        <w:numPr>
+          <w:ilvl w:val="0"/>
+          <w:numId w:val="1009"/>
+        </w:numPr>
+        <w:pStyle w:val="Compact"/>
+      </w:pPr>
+      <w:r>
+        <w:t xml:space="preserve">If you are buying low, write which company and what you expect on Entry 8 first. If you are holding, write that too.</w:t>
+      </w:r>
+    </w:p>
+    <w:p>
+      <w:pPr>
+        <w:numPr>
+          <w:ilvl w:val="0"/>
+          <w:numId w:val="1009"/>
+        </w:numPr>
+        <w:pStyle w:val="Compact"/>
+      </w:pPr>
+      <w:r>
+        <w:t xml:space="preserve">At four minutes the market freezes. Nobody trades again until the closing bell.</w:t>
+      </w:r>
+    </w:p>
+    <w:p>
+      <w:pPr>
+        <w:numPr>
+          <w:ilvl w:val="0"/>
+          <w:numId w:val="1009"/>
+        </w:numPr>
+        <w:pStyle w:val="Compact"/>
+      </w:pPr>
+      <w:r>
+        <w:t xml:space="preserve">Then Part C with a partner: three investors from 1870 who never traded, at the peak, in the crash, and today.</w:t>
+      </w:r>
+      <w:r>
+        <w:t xml:space="preserve"> </w:t>
+      </w:r>
+      <w:r>
+        <w:t xml:space="preserve">Notes: 10 minutes. Four for trading, six for Part C.</w:t>
       </w:r>
     </w:p>
     <w:p>
       <w:pPr>
         <w:pStyle w:val="Heading2"/>
       </w:pPr>
-      <w:bookmarkStart w:id="29" w:name="slide-9-debrief-part-c"/>
-      <w:r>
-        <w:t xml:space="preserve">Slide 9: Debrief Part C</w:t>
-      </w:r>
-      <w:bookmarkEnd w:id="29"/>
-    </w:p>
-    <w:p>
-      <w:pPr>
-        <w:numPr>
-          <w:ilvl w:val="0"/>
-          <w:numId w:val="1009"/>
-        </w:numPr>
-        <w:pStyle w:val="Compact"/>
-      </w:pPr>
-      <w:r>
-        <w:t xml:space="preserve">Safe: plus 0.2, plus 0.3, plus 0.4 percent. Never dropped.</w:t>
-      </w:r>
-    </w:p>
-    <w:p>
-      <w:pPr>
-        <w:numPr>
-          <w:ilvl w:val="0"/>
-          <w:numId w:val="1009"/>
-        </w:numPr>
-        <w:pStyle w:val="Compact"/>
-      </w:pPr>
-      <w:r>
-        <w:t xml:space="preserve">Risky: plus 18.6, minus 34.6, minus 23.2 percent.</w:t>
-      </w:r>
-    </w:p>
-    <w:p>
-      <w:pPr>
-        <w:numPr>
-          <w:ilvl w:val="0"/>
-          <w:numId w:val="1009"/>
-        </w:numPr>
-        <w:pStyle w:val="Compact"/>
-      </w:pPr>
-      <w:r>
-        <w:t xml:space="preserve">Mixed: plus 7.6, minus 12.7, minus 8.2 percent.</w:t>
-      </w:r>
-    </w:p>
-    <w:p>
-      <w:pPr>
-        <w:numPr>
-          <w:ilvl w:val="0"/>
-          <w:numId w:val="1009"/>
+      <w:bookmarkStart w:id="30" w:name="slide-10-debrief-part-c"/>
+      <w:r>
+        <w:t xml:space="preserve">Slide 10: Debrief Part C</w:t>
+      </w:r>
+      <w:bookmarkEnd w:id="30"/>
+    </w:p>
+    <w:p>
+      <w:pPr>
+        <w:numPr>
+          <w:ilvl w:val="0"/>
+          <w:numId w:val="1010"/>
+        </w:numPr>
+        <w:pStyle w:val="Compact"/>
+      </w:pPr>
+      <w:r>
+        <w:t xml:space="preserve">Safe, all in the bank: plus 19.5, plus 23.1, plus 26.8 percent. Never dropped.</w:t>
+      </w:r>
+    </w:p>
+    <w:p>
+      <w:pPr>
+        <w:numPr>
+          <w:ilvl w:val="0"/>
+          <w:numId w:val="1010"/>
+        </w:numPr>
+        <w:pStyle w:val="Compact"/>
+      </w:pPr>
+      <w:r>
+        <w:t xml:space="preserve">One company, all in RAIL: plus 40.0, minus 10.0, minus 80.0 percent.</w:t>
+      </w:r>
+    </w:p>
+    <w:p>
+      <w:pPr>
+        <w:numPr>
+          <w:ilvl w:val="0"/>
+          <w:numId w:val="1010"/>
+        </w:numPr>
+        <w:pStyle w:val="Compact"/>
+      </w:pPr>
+      <w:r>
+        <w:t xml:space="preserve">Mixed, four ways: plus 189.1, plus 117.9, plus 24.5 percent.</w:t>
+      </w:r>
+    </w:p>
+    <w:p>
+      <w:pPr>
+        <w:numPr>
+          <w:ilvl w:val="0"/>
+          <w:numId w:val="1010"/>
         </w:numPr>
         <w:pStyle w:val="Compact"/>
       </w:pPr>
@@ -587,129 +702,83 @@
         <w:t xml:space="preserve"> </w:t>
       </w:r>
       <w:r>
-        <w:t xml:space="preserve">Image: three lines on one graph across peak, bottom, today: flat, a deep V, a shallow V.</w:t>
+        <w:t xml:space="preserve">Image: three lines on one graph across 1928, 1929 and 1932: a gentle rise, a cliff, a mountain that comes most of the way down.</w:t>
+      </w:r>
+      <w:r>
+        <w:t xml:space="preserve"> </w:t>
+      </w:r>
+      <w:r>
+        <w:t xml:space="preserve">Notes: Say the honest thing: the bank won today by two points after 62 years, and the mixed ledger was ahead in every other round.</w:t>
       </w:r>
     </w:p>
     <w:p>
       <w:pPr>
         <w:pStyle w:val="Heading2"/>
       </w:pPr>
-      <w:bookmarkStart w:id="30" w:name="slide-10-trading-window-rebalance"/>
-      <w:r>
-        <w:t xml:space="preserve">Slide 10: Trading window: rebalance</w:t>
-      </w:r>
-      <w:bookmarkEnd w:id="30"/>
-    </w:p>
-    <w:p>
-      <w:pPr>
-        <w:numPr>
-          <w:ilvl w:val="0"/>
-          <w:numId w:val="1010"/>
-        </w:numPr>
-        <w:pStyle w:val="Compact"/>
-      </w:pPr>
-      <w:r>
-        <w:t xml:space="preserve">Windows 33 to 40 open now. The dispatches turn positive.</w:t>
-      </w:r>
-    </w:p>
-    <w:p>
-      <w:pPr>
-        <w:numPr>
-          <w:ilvl w:val="0"/>
-          <w:numId w:val="1010"/>
-        </w:numPr>
-        <w:pStyle w:val="Compact"/>
-      </w:pPr>
-      <w:r>
-        <w:t xml:space="preserve">If your pie changed shape in the crisis, this is the window to fix it.</w:t>
-      </w:r>
-    </w:p>
-    <w:p>
-      <w:pPr>
-        <w:numPr>
-          <w:ilvl w:val="0"/>
-          <w:numId w:val="1010"/>
-        </w:numPr>
-        <w:pStyle w:val="Compact"/>
-      </w:pPr>
-      <w:r>
-        <w:t xml:space="preserve">If you are buying low, write which venture and what you expect on Entry 8 first.</w:t>
-      </w:r>
-      <w:r>
-        <w:t xml:space="preserve"> </w:t>
-      </w:r>
-      <w:r>
-        <w:t xml:space="preserve">Notes: 10 minutes. One click every 75 seconds.</w:t>
+      <w:bookmarkStart w:id="31" w:name="slide-11-entry-8"/>
+      <w:r>
+        <w:t xml:space="preserve">Slide 11: Entry 8</w:t>
+      </w:r>
+      <w:bookmarkEnd w:id="31"/>
+    </w:p>
+    <w:p>
+      <w:pPr>
+        <w:numPr>
+          <w:ilvl w:val="0"/>
+          <w:numId w:val="1011"/>
+        </w:numPr>
+        <w:pStyle w:val="Compact"/>
+      </w:pPr>
+      <w:r>
+        <w:t xml:space="preserve">What I did (rebalance, buy low, or hold). Why. What happened.</w:t>
+      </w:r>
+    </w:p>
+    <w:p>
+      <w:pPr>
+        <w:numPr>
+          <w:ilvl w:val="0"/>
+          <w:numId w:val="1011"/>
+        </w:numPr>
+        <w:pStyle w:val="Compact"/>
+      </w:pPr>
+      <w:r>
+        <w:t xml:space="preserve">My percent return so far is ___ (from Part B).</w:t>
+      </w:r>
+    </w:p>
+    <w:p>
+      <w:pPr>
+        <w:numPr>
+          <w:ilvl w:val="0"/>
+          <w:numId w:val="1011"/>
+        </w:numPr>
+        <w:pStyle w:val="Compact"/>
+      </w:pPr>
+      <w:r>
+        <w:t xml:space="preserve">The company that hurt me most fell ___ percent from 1928 to 1932.</w:t>
+      </w:r>
+    </w:p>
+    <w:p>
+      <w:pPr>
+        <w:numPr>
+          <w:ilvl w:val="0"/>
+          <w:numId w:val="1011"/>
+        </w:numPr>
+        <w:pStyle w:val="Compact"/>
+      </w:pPr>
+      <w:r>
+        <w:t xml:space="preserve">My total in dollars at the freeze.</w:t>
+      </w:r>
+      <w:r>
+        <w:t xml:space="preserve"> </w:t>
+      </w:r>
+      <w:r>
+        <w:t xml:space="preserve">Notes: 6 minutes.</w:t>
       </w:r>
     </w:p>
     <w:p>
       <w:pPr>
         <w:pStyle w:val="Heading2"/>
       </w:pPr>
-      <w:bookmarkStart w:id="31" w:name="slide-11-entry-8"/>
-      <w:r>
-        <w:t xml:space="preserve">Slide 11: Entry 8</w:t>
-      </w:r>
-      <w:bookmarkEnd w:id="31"/>
-    </w:p>
-    <w:p>
-      <w:pPr>
-        <w:numPr>
-          <w:ilvl w:val="0"/>
-          <w:numId w:val="1011"/>
-        </w:numPr>
-        <w:pStyle w:val="Compact"/>
-      </w:pPr>
-      <w:r>
-        <w:t xml:space="preserve">What I did (rebalance, buy low, or hold). Why. What happened.</w:t>
-      </w:r>
-    </w:p>
-    <w:p>
-      <w:pPr>
-        <w:numPr>
-          <w:ilvl w:val="0"/>
-          <w:numId w:val="1011"/>
-        </w:numPr>
-        <w:pStyle w:val="Compact"/>
-      </w:pPr>
-      <w:r>
-        <w:t xml:space="preserve">My percent return so far is ___ (from Part B).</w:t>
-      </w:r>
-    </w:p>
-    <w:p>
-      <w:pPr>
-        <w:numPr>
-          <w:ilvl w:val="0"/>
-          <w:numId w:val="1011"/>
-        </w:numPr>
-        <w:pStyle w:val="Compact"/>
-      </w:pPr>
-      <w:r>
-        <w:t xml:space="preserve">The venture that hurt me most fell ___ percent across the crisis.</w:t>
-      </w:r>
-    </w:p>
-    <w:p>
-      <w:pPr>
-        <w:numPr>
-          <w:ilvl w:val="0"/>
-          <w:numId w:val="1011"/>
-        </w:numPr>
-        <w:pStyle w:val="Compact"/>
-      </w:pPr>
-      <w:r>
-        <w:t xml:space="preserve">My total fortune at the bell.</w:t>
-      </w:r>
-      <w:r>
-        <w:t xml:space="preserve"> </w:t>
-      </w:r>
-      <w:r>
-        <w:t xml:space="preserve">Notes: 6 minutes.</w:t>
-      </w:r>
-    </w:p>
-    <w:p>
-      <w:pPr>
-        <w:pStyle w:val="Heading2"/>
-      </w:pPr>
       <w:bookmarkStart w:id="32" w:name="slide-12-closure"/>
       <w:r>
         <w:t xml:space="preserve">Slide 12: Closure</w:t>
@@ -725,7 +794,7 @@
         <w:pStyle w:val="Compact"/>
       </w:pPr>
       <w:r>
-        <w:t xml:space="preserve">Exit card: the percent return formula in words. My return today is ___ percent. The safe portfolio’s return today is ___ percent. One sentence: which is better, and better for what?</w:t>
+        <w:t xml:space="preserve">Exit card: the percent return formula in words. My return today is ___ percent. The all-bank ledger’s return today is ___ percent. One sentence: which is better, and better for what?</w:t>
       </w:r>
     </w:p>
     <w:p>
@@ -737,7 +806,7 @@
         <w:pStyle w:val="Compact"/>
       </w:pPr>
       <w:r>
-        <w:t xml:space="preserve">Three merchants read the last sentence.</w:t>
+        <w:t xml:space="preserve">Three investors read the last sentence.</w:t>
       </w:r>
     </w:p>
     <w:p>
@@ -749,19 +818,19 @@
         <w:pStyle w:val="Compact"/>
       </w:pPr>
       <w:r>
-        <w:t xml:space="preserve">Tomorrow: the closing bell. And the truth about the Golden Land.</w:t>
-      </w:r>
-      <w:r>
-        <w:t xml:space="preserve"> </w:t>
-      </w:r>
-      <w:r>
-        <w:t xml:space="preserve">Notes: 4 minutes. Freeze the market at window 40 at the bell. Do not advance before tomorrow.</w:t>
+        <w:t xml:space="preserve">Next class: the closing bell, 1936. And what happened next to every company you own.</w:t>
+      </w:r>
+      <w:r>
+        <w:t xml:space="preserve"> </w:t>
+      </w:r>
+      <w:r>
+        <w:t xml:space="preserve">Notes: 4 minutes. The market is frozen at Round 8. Do not say what 1936 prices look like.</w:t>
       </w:r>
     </w:p>
     <w:sectPr>
       <w:headerReference w:type="default" r:id="rId9"/>
       <w:pgSz w:w="12240" w:h="15840"/>
-      <w:pgMar w:top="1296" w:bottom="1296" w:left="1296" w:right="1296" w:header="504"/>
+      <w:pgMar w:top="1440" w:bottom="1440" w:left="1440" w:right="1440" w:header="504"/>
     </w:sectPr>
   </w:body>
 </w:document>

--- a/downloads/documents/05 Materials/Unit 02/Slides/Slides 02.18 - Buying Low Rebalancing and Return Math.docx
+++ b/downloads/documents/05 Materials/Unit 02/Slides/Slides 02.18 - Buying Low Rebalancing and Return Math.docx
@@ -234,7 +234,7 @@
         <w:pStyle w:val="Compact"/>
       </w:pPr>
       <w:r>
-        <w:t xml:space="preserve">The bottom: the lowest price before a recovery. Nobody knows it until it is behind them.</w:t>
+        <w:t xml:space="preserve">The bottom: the lowest price before a recovery (the climb back). Nobody knows it until it is behind them.</w:t>
       </w:r>
     </w:p>
     <w:p>
@@ -310,7 +310,7 @@
         <w:pStyle w:val="Compact"/>
       </w:pPr>
       <w:r>
-        <w:t xml:space="preserve">Housekeeping, not heroics.</w:t>
+        <w:t xml:space="preserve">Regular upkeep, not a hero move.</w:t>
       </w:r>
       <w:r>
         <w:t xml:space="preserve"> </w:t>
@@ -322,7 +322,7 @@
         <w:t xml:space="preserve"> </w:t>
       </w:r>
       <w:r>
-        <w:t xml:space="preserve">Notes: Students copy the three definitions to the journal notes box.</w:t>
+        <w:t xml:space="preserve">Notes: Students copy the three definitions to the journal’s My notes page.</w:t>
       </w:r>
     </w:p>
     <w:p>
@@ -708,7 +708,7 @@
         <w:t xml:space="preserve"> </w:t>
       </w:r>
       <w:r>
-        <w:t xml:space="preserve">Notes: Say the honest thing: the bank won today by two points after 62 years, and the mixed ledger was ahead in every other round.</w:t>
+        <w:t xml:space="preserve">Notes: Say the honest thing: the bank won today by two points after 62 years, and the mixed ledger was ahead in the other two rounds on the table (the peak and the crash).</w:t>
       </w:r>
     </w:p>
     <w:p>
